--- a/eng/docx/57.content.docx
+++ b/eng/docx/57.content.docx
@@ -45,19 +45,7 @@
         <w:rPr>
           <w:lang w:val="en_US" w:bidi="en_US"/>
         </w:rPr>
-        <w:t xml:space="preserve"> is based on: </w:t>
-      </w:r>
-      <w:r>
-        <w:rPr>
-          <w:lang w:val="en_US" w:bidi="en_US"/>
-        </w:rPr>
-        <w:t>unfoldingWord® Literal Text</w:t>
-      </w:r>
-      <w:r>
-        <w:rPr>
-          <w:lang w:val="en_US" w:bidi="en_US"/>
-        </w:rPr>
-        <w:t xml:space="preserve">, </w:t>
+        <w:t xml:space="preserve"> © 2022 </w:t>
       </w:r>
       <w:hyperlink r:id="rId13">
         <w:r>
@@ -75,7 +63,7 @@
         <w:rPr>
           <w:lang w:val="en_US" w:bidi="en_US"/>
         </w:rPr>
-        <w:t xml:space="preserve">, 2022, which is licensed under a </w:t>
+        <w:t xml:space="preserve">, licensed under a </w:t>
       </w:r>
       <w:hyperlink r:id="rId14">
         <w:r>
@@ -94,25 +82,6 @@
           <w:lang w:val="en_US" w:bidi="en_US"/>
         </w:rPr>
         <w:t>.</w:t>
-      </w:r>
-      <w:r>
-        <w:rPr>
-          <w:lang w:val="en_US" w:bidi="en_US"/>
-        </w:rPr>
-      </w:r>
-    </w:p>
-    <w:p>
-      <w:pPr/>
-      <w:r>
-        <w:rPr>
-          <w:lang w:val="en_US" w:bidi="en_US"/>
-        </w:rPr>
-      </w:r>
-      <w:r>
-        <w:rPr>
-          <w:lang w:val="en_US" w:bidi="en_US"/>
-        </w:rPr>
-        <w:t>This PDF version is provided under the same license.</w:t>
       </w:r>
       <w:r>
         <w:rPr>
@@ -212,14 +181,6 @@
       </w:pPr>
     </w:p>
     <w:p>
-      <w:pPr/>
-      <w:r>
-        <w:rPr>
-          <w:lang w:val="en_US" w:bidi="en_US"/>
-        </w:rPr>
-      </w:r>
-    </w:p>
-    <w:p>
       <w:pPr>
         <w:pStyle w:val="Heading2"/>
       </w:pPr>
@@ -255,16 +216,6 @@
         </w:rPr>
         <w:t xml:space="preserve"> Paul, a prisoner of Christ Jesus, and our brother Timothy to Philemon, the beloved and our fellow worker,</w:t>
       </w:r>
-      <w:r>
-        <w:rPr>
-          <w:lang w:val="en_US" w:bidi="en_US"/>
-        </w:rPr>
-      </w:r>
-      <w:r>
-        <w:rPr>
-          <w:lang w:val="en_US" w:bidi="en_US"/>
-        </w:rPr>
-      </w:r>
     </w:p>
     <w:p>
       <w:pPr/>
@@ -273,6 +224,19 @@
           <w:lang w:val="en_US" w:bidi="en_US"/>
         </w:rPr>
       </w:r>
+      <w:r>
+        <w:rPr>
+          <w:vertAlign w:val="superscript"/>
+          <w:lang w:val="en_US" w:bidi="en_US"/>
+        </w:rPr>
+        <w:t>2</w:t>
+      </w:r>
+      <w:r>
+        <w:rPr>
+          <w:lang w:val="en_US" w:bidi="en_US"/>
+        </w:rPr>
+        <w:t xml:space="preserve"> and to Apphia our sister, and to Archippus our fellow soldier, and to the church in your house.</w:t>
+      </w:r>
     </w:p>
     <w:p>
       <w:pPr/>
@@ -286,23 +250,13 @@
           <w:vertAlign w:val="superscript"/>
           <w:lang w:val="en_US" w:bidi="en_US"/>
         </w:rPr>
-        <w:t>2</w:t>
-      </w:r>
-      <w:r>
-        <w:rPr>
-          <w:lang w:val="en_US" w:bidi="en_US"/>
-        </w:rPr>
-        <w:t xml:space="preserve"> and to Apphia our sister, and to Archippus our fellow soldier, and to the church in your house.</w:t>
-      </w:r>
-      <w:r>
-        <w:rPr>
-          <w:lang w:val="en_US" w:bidi="en_US"/>
-        </w:rPr>
-      </w:r>
-      <w:r>
-        <w:rPr>
-          <w:lang w:val="en_US" w:bidi="en_US"/>
-        </w:rPr>
+        <w:t>3</w:t>
+      </w:r>
+      <w:r>
+        <w:rPr>
+          <w:lang w:val="en_US" w:bidi="en_US"/>
+        </w:rPr>
+        <w:t xml:space="preserve"> Grace to you and peace from God our Father and our Lord Jesus Christ.</w:t>
       </w:r>
     </w:p>
     <w:p>
@@ -312,6 +266,19 @@
           <w:lang w:val="en_US" w:bidi="en_US"/>
         </w:rPr>
       </w:r>
+      <w:r>
+        <w:rPr>
+          <w:vertAlign w:val="superscript"/>
+          <w:lang w:val="en_US" w:bidi="en_US"/>
+        </w:rPr>
+        <w:t>4</w:t>
+      </w:r>
+      <w:r>
+        <w:rPr>
+          <w:lang w:val="en_US" w:bidi="en_US"/>
+        </w:rPr>
+        <w:t xml:space="preserve"> I always thank my God, making mention of you in my prayers,</w:t>
+      </w:r>
     </w:p>
     <w:p>
       <w:pPr/>
@@ -325,23 +292,13 @@
           <w:vertAlign w:val="superscript"/>
           <w:lang w:val="en_US" w:bidi="en_US"/>
         </w:rPr>
-        <w:t>3</w:t>
-      </w:r>
-      <w:r>
-        <w:rPr>
-          <w:lang w:val="en_US" w:bidi="en_US"/>
-        </w:rPr>
-        <w:t xml:space="preserve"> Grace to you and peace from God our Father and our Lord Jesus Christ.</w:t>
-      </w:r>
-      <w:r>
-        <w:rPr>
-          <w:lang w:val="en_US" w:bidi="en_US"/>
-        </w:rPr>
-      </w:r>
-      <w:r>
-        <w:rPr>
-          <w:lang w:val="en_US" w:bidi="en_US"/>
-        </w:rPr>
+        <w:t>5</w:t>
+      </w:r>
+      <w:r>
+        <w:rPr>
+          <w:lang w:val="en_US" w:bidi="en_US"/>
+        </w:rPr>
+        <w:t xml:space="preserve"> hearing of your love and the faith that you have in the Lord Jesus and for all the saints,</w:t>
       </w:r>
     </w:p>
     <w:p>
@@ -351,6 +308,19 @@
           <w:lang w:val="en_US" w:bidi="en_US"/>
         </w:rPr>
       </w:r>
+      <w:r>
+        <w:rPr>
+          <w:vertAlign w:val="superscript"/>
+          <w:lang w:val="en_US" w:bidi="en_US"/>
+        </w:rPr>
+        <w:t>6</w:t>
+      </w:r>
+      <w:r>
+        <w:rPr>
+          <w:lang w:val="en_US" w:bidi="en_US"/>
+        </w:rPr>
+        <w:t xml:space="preserve"> that the fellowship of your faith may become effective through the knowledge of everything good {that is} among us for Christ.</w:t>
+      </w:r>
     </w:p>
     <w:p>
       <w:pPr/>
@@ -364,23 +334,13 @@
           <w:vertAlign w:val="superscript"/>
           <w:lang w:val="en_US" w:bidi="en_US"/>
         </w:rPr>
-        <w:t>4</w:t>
-      </w:r>
-      <w:r>
-        <w:rPr>
-          <w:lang w:val="en_US" w:bidi="en_US"/>
-        </w:rPr>
-        <w:t xml:space="preserve"> I always thank my God, making mention of you in my prayers,</w:t>
-      </w:r>
-      <w:r>
-        <w:rPr>
-          <w:lang w:val="en_US" w:bidi="en_US"/>
-        </w:rPr>
-      </w:r>
-      <w:r>
-        <w:rPr>
-          <w:lang w:val="en_US" w:bidi="en_US"/>
-        </w:rPr>
+        <w:t>7</w:t>
+      </w:r>
+      <w:r>
+        <w:rPr>
+          <w:lang w:val="en_US" w:bidi="en_US"/>
+        </w:rPr>
+        <w:t xml:space="preserve"> For I had much joy and comfort because of your love, because the inner parts of the saints are being refreshed by you, brother.</w:t>
       </w:r>
     </w:p>
     <w:p>
@@ -390,6 +350,19 @@
           <w:lang w:val="en_US" w:bidi="en_US"/>
         </w:rPr>
       </w:r>
+      <w:r>
+        <w:rPr>
+          <w:vertAlign w:val="superscript"/>
+          <w:lang w:val="en_US" w:bidi="en_US"/>
+        </w:rPr>
+        <w:t>8</w:t>
+      </w:r>
+      <w:r>
+        <w:rPr>
+          <w:lang w:val="en_US" w:bidi="en_US"/>
+        </w:rPr>
+        <w:t xml:space="preserve"> Therefore, having much boldness in Christ to command you the {thing that} is proper {to do},</w:t>
+      </w:r>
     </w:p>
     <w:p>
       <w:pPr/>
@@ -403,23 +376,13 @@
           <w:vertAlign w:val="superscript"/>
           <w:lang w:val="en_US" w:bidi="en_US"/>
         </w:rPr>
-        <w:t>5</w:t>
-      </w:r>
-      <w:r>
-        <w:rPr>
-          <w:lang w:val="en_US" w:bidi="en_US"/>
-        </w:rPr>
-        <w:t xml:space="preserve"> hearing of your love and the faith that you have in the Lord Jesus and for all the saints,</w:t>
-      </w:r>
-      <w:r>
-        <w:rPr>
-          <w:lang w:val="en_US" w:bidi="en_US"/>
-        </w:rPr>
-      </w:r>
-      <w:r>
-        <w:rPr>
-          <w:lang w:val="en_US" w:bidi="en_US"/>
-        </w:rPr>
+        <w:t>9</w:t>
+      </w:r>
+      <w:r>
+        <w:rPr>
+          <w:lang w:val="en_US" w:bidi="en_US"/>
+        </w:rPr>
+        <w:t xml:space="preserve"> because of love I appeal to you instead—being such a one as Paul, an elder, and now also a prisoner of Christ Jesus.</w:t>
       </w:r>
     </w:p>
     <w:p>
@@ -429,6 +392,19 @@
           <w:lang w:val="en_US" w:bidi="en_US"/>
         </w:rPr>
       </w:r>
+      <w:r>
+        <w:rPr>
+          <w:vertAlign w:val="superscript"/>
+          <w:lang w:val="en_US" w:bidi="en_US"/>
+        </w:rPr>
+        <w:t>10</w:t>
+      </w:r>
+      <w:r>
+        <w:rPr>
+          <w:lang w:val="en_US" w:bidi="en_US"/>
+        </w:rPr>
+        <w:t xml:space="preserve"> I am appealing to you on behalf of my child Onesimus, whom I have fathered in my chains.</w:t>
+      </w:r>
     </w:p>
     <w:p>
       <w:pPr/>
@@ -442,23 +418,13 @@
           <w:vertAlign w:val="superscript"/>
           <w:lang w:val="en_US" w:bidi="en_US"/>
         </w:rPr>
-        <w:t>6</w:t>
-      </w:r>
-      <w:r>
-        <w:rPr>
-          <w:lang w:val="en_US" w:bidi="en_US"/>
-        </w:rPr>
-        <w:t xml:space="preserve"> that the fellowship of your faith may become effective through the knowledge of everything good {that is} among us for Christ.</w:t>
-      </w:r>
-      <w:r>
-        <w:rPr>
-          <w:lang w:val="en_US" w:bidi="en_US"/>
-        </w:rPr>
-      </w:r>
-      <w:r>
-        <w:rPr>
-          <w:lang w:val="en_US" w:bidi="en_US"/>
-        </w:rPr>
+        <w:t>11</w:t>
+      </w:r>
+      <w:r>
+        <w:rPr>
+          <w:lang w:val="en_US" w:bidi="en_US"/>
+        </w:rPr>
+        <w:t xml:space="preserve"> The one formerly useless to you, but now useful both to you and to me,</w:t>
       </w:r>
     </w:p>
     <w:p>
@@ -468,6 +434,19 @@
           <w:lang w:val="en_US" w:bidi="en_US"/>
         </w:rPr>
       </w:r>
+      <w:r>
+        <w:rPr>
+          <w:vertAlign w:val="superscript"/>
+          <w:lang w:val="en_US" w:bidi="en_US"/>
+        </w:rPr>
+        <w:t>12</w:t>
+      </w:r>
+      <w:r>
+        <w:rPr>
+          <w:lang w:val="en_US" w:bidi="en_US"/>
+        </w:rPr>
+        <w:t xml:space="preserve"> whom I have sent back to you—him—this one is my inner parts;</w:t>
+      </w:r>
     </w:p>
     <w:p>
       <w:pPr/>
@@ -481,23 +460,13 @@
           <w:vertAlign w:val="superscript"/>
           <w:lang w:val="en_US" w:bidi="en_US"/>
         </w:rPr>
-        <w:t>7</w:t>
-      </w:r>
-      <w:r>
-        <w:rPr>
-          <w:lang w:val="en_US" w:bidi="en_US"/>
-        </w:rPr>
-        <w:t xml:space="preserve"> For I had much joy and comfort because of your love, because the inner parts of the saints are being refreshed by you, brother.</w:t>
-      </w:r>
-      <w:r>
-        <w:rPr>
-          <w:lang w:val="en_US" w:bidi="en_US"/>
-        </w:rPr>
-      </w:r>
-      <w:r>
-        <w:rPr>
-          <w:lang w:val="en_US" w:bidi="en_US"/>
-        </w:rPr>
+        <w:t>13</w:t>
+      </w:r>
+      <w:r>
+        <w:rPr>
+          <w:lang w:val="en_US" w:bidi="en_US"/>
+        </w:rPr>
+        <w:t xml:space="preserve"> whom I desired to keep with me, so that he might serve me on behalf of you in the chains of the gospel.</w:t>
       </w:r>
     </w:p>
     <w:p>
@@ -507,6 +476,19 @@
           <w:lang w:val="en_US" w:bidi="en_US"/>
         </w:rPr>
       </w:r>
+      <w:r>
+        <w:rPr>
+          <w:vertAlign w:val="superscript"/>
+          <w:lang w:val="en_US" w:bidi="en_US"/>
+        </w:rPr>
+        <w:t>14</w:t>
+      </w:r>
+      <w:r>
+        <w:rPr>
+          <w:lang w:val="en_US" w:bidi="en_US"/>
+        </w:rPr>
+        <w:t xml:space="preserve"> But I did not want to do anything without your consent, so that your good {deed} might not be as according to compulsion but according to good will.</w:t>
+      </w:r>
     </w:p>
     <w:p>
       <w:pPr/>
@@ -520,23 +502,13 @@
           <w:vertAlign w:val="superscript"/>
           <w:lang w:val="en_US" w:bidi="en_US"/>
         </w:rPr>
-        <w:t>8</w:t>
-      </w:r>
-      <w:r>
-        <w:rPr>
-          <w:lang w:val="en_US" w:bidi="en_US"/>
-        </w:rPr>
-        <w:t xml:space="preserve"> Therefore, having much boldness in Christ to command you the {thing that} is proper {to do},</w:t>
-      </w:r>
-      <w:r>
-        <w:rPr>
-          <w:lang w:val="en_US" w:bidi="en_US"/>
-        </w:rPr>
-      </w:r>
-      <w:r>
-        <w:rPr>
-          <w:lang w:val="en_US" w:bidi="en_US"/>
-        </w:rPr>
+        <w:t>15</w:t>
+      </w:r>
+      <w:r>
+        <w:rPr>
+          <w:lang w:val="en_US" w:bidi="en_US"/>
+        </w:rPr>
+        <w:t xml:space="preserve"> For perhaps because of this he was separated from {you} for an hour, so that you might have him back forever,</w:t>
       </w:r>
     </w:p>
     <w:p>
@@ -546,6 +518,19 @@
           <w:lang w:val="en_US" w:bidi="en_US"/>
         </w:rPr>
       </w:r>
+      <w:r>
+        <w:rPr>
+          <w:vertAlign w:val="superscript"/>
+          <w:lang w:val="en_US" w:bidi="en_US"/>
+        </w:rPr>
+        <w:t>16</w:t>
+      </w:r>
+      <w:r>
+        <w:rPr>
+          <w:lang w:val="en_US" w:bidi="en_US"/>
+        </w:rPr>
+        <w:t xml:space="preserve"> no longer as a slave, but better than a slave—a beloved brother, especially to me, but much more so to you, in both the flesh and in the Lord.</w:t>
+      </w:r>
     </w:p>
     <w:p>
       <w:pPr/>
@@ -559,23 +544,13 @@
           <w:vertAlign w:val="superscript"/>
           <w:lang w:val="en_US" w:bidi="en_US"/>
         </w:rPr>
-        <w:t>9</w:t>
-      </w:r>
-      <w:r>
-        <w:rPr>
-          <w:lang w:val="en_US" w:bidi="en_US"/>
-        </w:rPr>
-        <w:t xml:space="preserve"> because of love I appeal to you instead—being such a one as Paul, an elder, and now also a prisoner of Christ Jesus.</w:t>
-      </w:r>
-      <w:r>
-        <w:rPr>
-          <w:lang w:val="en_US" w:bidi="en_US"/>
-        </w:rPr>
-      </w:r>
-      <w:r>
-        <w:rPr>
-          <w:lang w:val="en_US" w:bidi="en_US"/>
-        </w:rPr>
+        <w:t>17</w:t>
+      </w:r>
+      <w:r>
+        <w:rPr>
+          <w:lang w:val="en_US" w:bidi="en_US"/>
+        </w:rPr>
+        <w:t xml:space="preserve"> Therefore, if you have me {as} a partner, receive him as me.</w:t>
       </w:r>
     </w:p>
     <w:p>
@@ -585,6 +560,19 @@
           <w:lang w:val="en_US" w:bidi="en_US"/>
         </w:rPr>
       </w:r>
+      <w:r>
+        <w:rPr>
+          <w:vertAlign w:val="superscript"/>
+          <w:lang w:val="en_US" w:bidi="en_US"/>
+        </w:rPr>
+        <w:t>18</w:t>
+      </w:r>
+      <w:r>
+        <w:rPr>
+          <w:lang w:val="en_US" w:bidi="en_US"/>
+        </w:rPr>
+        <w:t xml:space="preserve"> But if he has wronged you or owes {you} anything, charge that to me.</w:t>
+      </w:r>
     </w:p>
     <w:p>
       <w:pPr/>
@@ -598,23 +586,13 @@
           <w:vertAlign w:val="superscript"/>
           <w:lang w:val="en_US" w:bidi="en_US"/>
         </w:rPr>
-        <w:t>10</w:t>
-      </w:r>
-      <w:r>
-        <w:rPr>
-          <w:lang w:val="en_US" w:bidi="en_US"/>
-        </w:rPr>
-        <w:t xml:space="preserve"> I am appealing to you on behalf of my child Onesimus, whom I have fathered in my chains.</w:t>
-      </w:r>
-      <w:r>
-        <w:rPr>
-          <w:lang w:val="en_US" w:bidi="en_US"/>
-        </w:rPr>
-      </w:r>
-      <w:r>
-        <w:rPr>
-          <w:lang w:val="en_US" w:bidi="en_US"/>
-        </w:rPr>
+        <w:t>19</w:t>
+      </w:r>
+      <w:r>
+        <w:rPr>
+          <w:lang w:val="en_US" w:bidi="en_US"/>
+        </w:rPr>
+        <w:t xml:space="preserve"> I, Paul, wrote this with my own hand. I myself will pay it back—in order not to say to you that you also owe me even your own self!</w:t>
       </w:r>
     </w:p>
     <w:p>
@@ -624,6 +602,19 @@
           <w:lang w:val="en_US" w:bidi="en_US"/>
         </w:rPr>
       </w:r>
+      <w:r>
+        <w:rPr>
+          <w:vertAlign w:val="superscript"/>
+          <w:lang w:val="en_US" w:bidi="en_US"/>
+        </w:rPr>
+        <w:t>20</w:t>
+      </w:r>
+      <w:r>
+        <w:rPr>
+          <w:lang w:val="en_US" w:bidi="en_US"/>
+        </w:rPr>
+        <w:t xml:space="preserve"> Yes, brother, may I benefit from you in the Lord; refresh my inner parts in Christ.</w:t>
+      </w:r>
     </w:p>
     <w:p>
       <w:pPr/>
@@ -637,23 +628,13 @@
           <w:vertAlign w:val="superscript"/>
           <w:lang w:val="en_US" w:bidi="en_US"/>
         </w:rPr>
-        <w:t>11</w:t>
-      </w:r>
-      <w:r>
-        <w:rPr>
-          <w:lang w:val="en_US" w:bidi="en_US"/>
-        </w:rPr>
-        <w:t xml:space="preserve"> The one formerly useless to you, but now useful both to you and to me,</w:t>
-      </w:r>
-      <w:r>
-        <w:rPr>
-          <w:lang w:val="en_US" w:bidi="en_US"/>
-        </w:rPr>
-      </w:r>
-      <w:r>
-        <w:rPr>
-          <w:lang w:val="en_US" w:bidi="en_US"/>
-        </w:rPr>
+        <w:t>21</w:t>
+      </w:r>
+      <w:r>
+        <w:rPr>
+          <w:lang w:val="en_US" w:bidi="en_US"/>
+        </w:rPr>
+        <w:t xml:space="preserve"> Having become confident in your obedience, I wrote to you, having known that you will do even beyond what I am saying.</w:t>
       </w:r>
     </w:p>
     <w:p>
@@ -663,6 +644,19 @@
           <w:lang w:val="en_US" w:bidi="en_US"/>
         </w:rPr>
       </w:r>
+      <w:r>
+        <w:rPr>
+          <w:vertAlign w:val="superscript"/>
+          <w:lang w:val="en_US" w:bidi="en_US"/>
+        </w:rPr>
+        <w:t>22</w:t>
+      </w:r>
+      <w:r>
+        <w:rPr>
+          <w:lang w:val="en_US" w:bidi="en_US"/>
+        </w:rPr>
+        <w:t xml:space="preserve"> But at the same time, also prepare a guest room for me, for I hope that through your prayers I will be given back to you.</w:t>
+      </w:r>
     </w:p>
     <w:p>
       <w:pPr/>
@@ -676,23 +670,13 @@
           <w:vertAlign w:val="superscript"/>
           <w:lang w:val="en_US" w:bidi="en_US"/>
         </w:rPr>
-        <w:t>12</w:t>
-      </w:r>
-      <w:r>
-        <w:rPr>
-          <w:lang w:val="en_US" w:bidi="en_US"/>
-        </w:rPr>
-        <w:t xml:space="preserve"> whom I have sent back to you—him—this one is my inner parts;</w:t>
-      </w:r>
-      <w:r>
-        <w:rPr>
-          <w:lang w:val="en_US" w:bidi="en_US"/>
-        </w:rPr>
-      </w:r>
-      <w:r>
-        <w:rPr>
-          <w:lang w:val="en_US" w:bidi="en_US"/>
-        </w:rPr>
+        <w:t>23</w:t>
+      </w:r>
+      <w:r>
+        <w:rPr>
+          <w:lang w:val="en_US" w:bidi="en_US"/>
+        </w:rPr>
+        <w:t xml:space="preserve"> Epaphras, my fellow prisoner in Christ Jesus, greets you,</w:t>
       </w:r>
     </w:p>
     <w:p>
@@ -702,6 +686,19 @@
           <w:lang w:val="en_US" w:bidi="en_US"/>
         </w:rPr>
       </w:r>
+      <w:r>
+        <w:rPr>
+          <w:vertAlign w:val="superscript"/>
+          <w:lang w:val="en_US" w:bidi="en_US"/>
+        </w:rPr>
+        <w:t>24</w:t>
+      </w:r>
+      <w:r>
+        <w:rPr>
+          <w:lang w:val="en_US" w:bidi="en_US"/>
+        </w:rPr>
+        <w:t xml:space="preserve"> Mark, Aristarchus, Demas, {and} Luke, my fellow workers.</w:t>
+      </w:r>
     </w:p>
     <w:p>
       <w:pPr/>
@@ -715,474 +712,6 @@
           <w:vertAlign w:val="superscript"/>
           <w:lang w:val="en_US" w:bidi="en_US"/>
         </w:rPr>
-        <w:t>13</w:t>
-      </w:r>
-      <w:r>
-        <w:rPr>
-          <w:lang w:val="en_US" w:bidi="en_US"/>
-        </w:rPr>
-        <w:t xml:space="preserve"> whom I desired to keep with me, so that he might serve me on behalf of you in the chains of the gospel.</w:t>
-      </w:r>
-      <w:r>
-        <w:rPr>
-          <w:lang w:val="en_US" w:bidi="en_US"/>
-        </w:rPr>
-      </w:r>
-      <w:r>
-        <w:rPr>
-          <w:lang w:val="en_US" w:bidi="en_US"/>
-        </w:rPr>
-      </w:r>
-    </w:p>
-    <w:p>
-      <w:pPr/>
-      <w:r>
-        <w:rPr>
-          <w:lang w:val="en_US" w:bidi="en_US"/>
-        </w:rPr>
-      </w:r>
-    </w:p>
-    <w:p>
-      <w:pPr/>
-      <w:r>
-        <w:rPr>
-          <w:lang w:val="en_US" w:bidi="en_US"/>
-        </w:rPr>
-      </w:r>
-      <w:r>
-        <w:rPr>
-          <w:vertAlign w:val="superscript"/>
-          <w:lang w:val="en_US" w:bidi="en_US"/>
-        </w:rPr>
-        <w:t>14</w:t>
-      </w:r>
-      <w:r>
-        <w:rPr>
-          <w:lang w:val="en_US" w:bidi="en_US"/>
-        </w:rPr>
-        <w:t xml:space="preserve"> But I did not want to do anything without your consent, so that your good {deed} might not be as according to compulsion but according to good will.</w:t>
-      </w:r>
-      <w:r>
-        <w:rPr>
-          <w:lang w:val="en_US" w:bidi="en_US"/>
-        </w:rPr>
-      </w:r>
-      <w:r>
-        <w:rPr>
-          <w:lang w:val="en_US" w:bidi="en_US"/>
-        </w:rPr>
-      </w:r>
-    </w:p>
-    <w:p>
-      <w:pPr/>
-      <w:r>
-        <w:rPr>
-          <w:lang w:val="en_US" w:bidi="en_US"/>
-        </w:rPr>
-      </w:r>
-    </w:p>
-    <w:p>
-      <w:pPr/>
-      <w:r>
-        <w:rPr>
-          <w:lang w:val="en_US" w:bidi="en_US"/>
-        </w:rPr>
-      </w:r>
-      <w:r>
-        <w:rPr>
-          <w:vertAlign w:val="superscript"/>
-          <w:lang w:val="en_US" w:bidi="en_US"/>
-        </w:rPr>
-        <w:t>15</w:t>
-      </w:r>
-      <w:r>
-        <w:rPr>
-          <w:lang w:val="en_US" w:bidi="en_US"/>
-        </w:rPr>
-        <w:t xml:space="preserve"> For perhaps because of this he was separated from {you} for an hour, so that you might have him back forever,</w:t>
-      </w:r>
-      <w:r>
-        <w:rPr>
-          <w:lang w:val="en_US" w:bidi="en_US"/>
-        </w:rPr>
-      </w:r>
-      <w:r>
-        <w:rPr>
-          <w:lang w:val="en_US" w:bidi="en_US"/>
-        </w:rPr>
-      </w:r>
-    </w:p>
-    <w:p>
-      <w:pPr/>
-      <w:r>
-        <w:rPr>
-          <w:lang w:val="en_US" w:bidi="en_US"/>
-        </w:rPr>
-      </w:r>
-    </w:p>
-    <w:p>
-      <w:pPr/>
-      <w:r>
-        <w:rPr>
-          <w:lang w:val="en_US" w:bidi="en_US"/>
-        </w:rPr>
-      </w:r>
-      <w:r>
-        <w:rPr>
-          <w:vertAlign w:val="superscript"/>
-          <w:lang w:val="en_US" w:bidi="en_US"/>
-        </w:rPr>
-        <w:t>16</w:t>
-      </w:r>
-      <w:r>
-        <w:rPr>
-          <w:lang w:val="en_US" w:bidi="en_US"/>
-        </w:rPr>
-        <w:t xml:space="preserve"> no longer as a slave, but better than a slave—a beloved brother, especially to me, but much more so to you, in both the flesh and in the Lord.</w:t>
-      </w:r>
-      <w:r>
-        <w:rPr>
-          <w:lang w:val="en_US" w:bidi="en_US"/>
-        </w:rPr>
-      </w:r>
-      <w:r>
-        <w:rPr>
-          <w:lang w:val="en_US" w:bidi="en_US"/>
-        </w:rPr>
-      </w:r>
-    </w:p>
-    <w:p>
-      <w:pPr/>
-      <w:r>
-        <w:rPr>
-          <w:lang w:val="en_US" w:bidi="en_US"/>
-        </w:rPr>
-      </w:r>
-    </w:p>
-    <w:p>
-      <w:pPr/>
-      <w:r>
-        <w:rPr>
-          <w:lang w:val="en_US" w:bidi="en_US"/>
-        </w:rPr>
-      </w:r>
-      <w:r>
-        <w:rPr>
-          <w:vertAlign w:val="superscript"/>
-          <w:lang w:val="en_US" w:bidi="en_US"/>
-        </w:rPr>
-        <w:t>17</w:t>
-      </w:r>
-      <w:r>
-        <w:rPr>
-          <w:lang w:val="en_US" w:bidi="en_US"/>
-        </w:rPr>
-        <w:t xml:space="preserve"> Therefore, if you have me {as} a partner, receive him as me.</w:t>
-      </w:r>
-      <w:r>
-        <w:rPr>
-          <w:lang w:val="en_US" w:bidi="en_US"/>
-        </w:rPr>
-      </w:r>
-      <w:r>
-        <w:rPr>
-          <w:lang w:val="en_US" w:bidi="en_US"/>
-        </w:rPr>
-      </w:r>
-    </w:p>
-    <w:p>
-      <w:pPr/>
-      <w:r>
-        <w:rPr>
-          <w:lang w:val="en_US" w:bidi="en_US"/>
-        </w:rPr>
-      </w:r>
-    </w:p>
-    <w:p>
-      <w:pPr/>
-      <w:r>
-        <w:rPr>
-          <w:lang w:val="en_US" w:bidi="en_US"/>
-        </w:rPr>
-      </w:r>
-      <w:r>
-        <w:rPr>
-          <w:vertAlign w:val="superscript"/>
-          <w:lang w:val="en_US" w:bidi="en_US"/>
-        </w:rPr>
-        <w:t>18</w:t>
-      </w:r>
-      <w:r>
-        <w:rPr>
-          <w:lang w:val="en_US" w:bidi="en_US"/>
-        </w:rPr>
-        <w:t xml:space="preserve"> But if he has wronged you or owes {you} anything, charge that to me.</w:t>
-      </w:r>
-      <w:r>
-        <w:rPr>
-          <w:lang w:val="en_US" w:bidi="en_US"/>
-        </w:rPr>
-      </w:r>
-      <w:r>
-        <w:rPr>
-          <w:lang w:val="en_US" w:bidi="en_US"/>
-        </w:rPr>
-      </w:r>
-    </w:p>
-    <w:p>
-      <w:pPr/>
-      <w:r>
-        <w:rPr>
-          <w:lang w:val="en_US" w:bidi="en_US"/>
-        </w:rPr>
-      </w:r>
-    </w:p>
-    <w:p>
-      <w:pPr/>
-      <w:r>
-        <w:rPr>
-          <w:lang w:val="en_US" w:bidi="en_US"/>
-        </w:rPr>
-      </w:r>
-      <w:r>
-        <w:rPr>
-          <w:vertAlign w:val="superscript"/>
-          <w:lang w:val="en_US" w:bidi="en_US"/>
-        </w:rPr>
-        <w:t>19</w:t>
-      </w:r>
-      <w:r>
-        <w:rPr>
-          <w:lang w:val="en_US" w:bidi="en_US"/>
-        </w:rPr>
-        <w:t xml:space="preserve"> I, Paul, wrote this with my own hand. I myself will pay it back—in order not to say to you that you also owe me even your own self!</w:t>
-      </w:r>
-      <w:r>
-        <w:rPr>
-          <w:lang w:val="en_US" w:bidi="en_US"/>
-        </w:rPr>
-      </w:r>
-      <w:r>
-        <w:rPr>
-          <w:lang w:val="en_US" w:bidi="en_US"/>
-        </w:rPr>
-      </w:r>
-    </w:p>
-    <w:p>
-      <w:pPr/>
-      <w:r>
-        <w:rPr>
-          <w:lang w:val="en_US" w:bidi="en_US"/>
-        </w:rPr>
-      </w:r>
-    </w:p>
-    <w:p>
-      <w:pPr/>
-      <w:r>
-        <w:rPr>
-          <w:lang w:val="en_US" w:bidi="en_US"/>
-        </w:rPr>
-      </w:r>
-      <w:r>
-        <w:rPr>
-          <w:vertAlign w:val="superscript"/>
-          <w:lang w:val="en_US" w:bidi="en_US"/>
-        </w:rPr>
-        <w:t>20</w:t>
-      </w:r>
-      <w:r>
-        <w:rPr>
-          <w:lang w:val="en_US" w:bidi="en_US"/>
-        </w:rPr>
-        <w:t xml:space="preserve"> Yes, brother, may I benefit from you in the Lord; refresh my inner parts in Christ.</w:t>
-      </w:r>
-      <w:r>
-        <w:rPr>
-          <w:lang w:val="en_US" w:bidi="en_US"/>
-        </w:rPr>
-      </w:r>
-      <w:r>
-        <w:rPr>
-          <w:lang w:val="en_US" w:bidi="en_US"/>
-        </w:rPr>
-      </w:r>
-    </w:p>
-    <w:p>
-      <w:pPr/>
-      <w:r>
-        <w:rPr>
-          <w:lang w:val="en_US" w:bidi="en_US"/>
-        </w:rPr>
-      </w:r>
-    </w:p>
-    <w:p>
-      <w:pPr/>
-      <w:r>
-        <w:rPr>
-          <w:lang w:val="en_US" w:bidi="en_US"/>
-        </w:rPr>
-      </w:r>
-      <w:r>
-        <w:rPr>
-          <w:vertAlign w:val="superscript"/>
-          <w:lang w:val="en_US" w:bidi="en_US"/>
-        </w:rPr>
-        <w:t>21</w:t>
-      </w:r>
-      <w:r>
-        <w:rPr>
-          <w:lang w:val="en_US" w:bidi="en_US"/>
-        </w:rPr>
-        <w:t xml:space="preserve"> Having become confident in your obedience, I wrote to you, having known that you will do even beyond what I am saying.</w:t>
-      </w:r>
-      <w:r>
-        <w:rPr>
-          <w:lang w:val="en_US" w:bidi="en_US"/>
-        </w:rPr>
-      </w:r>
-      <w:r>
-        <w:rPr>
-          <w:lang w:val="en_US" w:bidi="en_US"/>
-        </w:rPr>
-      </w:r>
-    </w:p>
-    <w:p>
-      <w:pPr/>
-      <w:r>
-        <w:rPr>
-          <w:lang w:val="en_US" w:bidi="en_US"/>
-        </w:rPr>
-      </w:r>
-    </w:p>
-    <w:p>
-      <w:pPr/>
-      <w:r>
-        <w:rPr>
-          <w:lang w:val="en_US" w:bidi="en_US"/>
-        </w:rPr>
-      </w:r>
-      <w:r>
-        <w:rPr>
-          <w:vertAlign w:val="superscript"/>
-          <w:lang w:val="en_US" w:bidi="en_US"/>
-        </w:rPr>
-        <w:t>22</w:t>
-      </w:r>
-      <w:r>
-        <w:rPr>
-          <w:lang w:val="en_US" w:bidi="en_US"/>
-        </w:rPr>
-        <w:t xml:space="preserve"> But at the same time, also prepare a guest room for me, for I hope that through your prayers I will be given back to you.</w:t>
-      </w:r>
-      <w:r>
-        <w:rPr>
-          <w:lang w:val="en_US" w:bidi="en_US"/>
-        </w:rPr>
-      </w:r>
-      <w:r>
-        <w:rPr>
-          <w:lang w:val="en_US" w:bidi="en_US"/>
-        </w:rPr>
-      </w:r>
-    </w:p>
-    <w:p>
-      <w:pPr/>
-      <w:r>
-        <w:rPr>
-          <w:lang w:val="en_US" w:bidi="en_US"/>
-        </w:rPr>
-      </w:r>
-    </w:p>
-    <w:p>
-      <w:pPr/>
-      <w:r>
-        <w:rPr>
-          <w:lang w:val="en_US" w:bidi="en_US"/>
-        </w:rPr>
-      </w:r>
-      <w:r>
-        <w:rPr>
-          <w:vertAlign w:val="superscript"/>
-          <w:lang w:val="en_US" w:bidi="en_US"/>
-        </w:rPr>
-        <w:t>23</w:t>
-      </w:r>
-      <w:r>
-        <w:rPr>
-          <w:lang w:val="en_US" w:bidi="en_US"/>
-        </w:rPr>
-        <w:t xml:space="preserve"> Epaphras, my fellow prisoner in Christ Jesus, greets you,</w:t>
-      </w:r>
-      <w:r>
-        <w:rPr>
-          <w:lang w:val="en_US" w:bidi="en_US"/>
-        </w:rPr>
-      </w:r>
-      <w:r>
-        <w:rPr>
-          <w:lang w:val="en_US" w:bidi="en_US"/>
-        </w:rPr>
-      </w:r>
-    </w:p>
-    <w:p>
-      <w:pPr/>
-      <w:r>
-        <w:rPr>
-          <w:lang w:val="en_US" w:bidi="en_US"/>
-        </w:rPr>
-      </w:r>
-    </w:p>
-    <w:p>
-      <w:pPr/>
-      <w:r>
-        <w:rPr>
-          <w:lang w:val="en_US" w:bidi="en_US"/>
-        </w:rPr>
-      </w:r>
-      <w:r>
-        <w:rPr>
-          <w:vertAlign w:val="superscript"/>
-          <w:lang w:val="en_US" w:bidi="en_US"/>
-        </w:rPr>
-        <w:t>24</w:t>
-      </w:r>
-      <w:r>
-        <w:rPr>
-          <w:lang w:val="en_US" w:bidi="en_US"/>
-        </w:rPr>
-        <w:t xml:space="preserve"> Mark, Aristarchus, Demas, {and} Luke, my fellow workers.</w:t>
-      </w:r>
-      <w:r>
-        <w:rPr>
-          <w:lang w:val="en_US" w:bidi="en_US"/>
-        </w:rPr>
-      </w:r>
-      <w:r>
-        <w:rPr>
-          <w:lang w:val="en_US" w:bidi="en_US"/>
-        </w:rPr>
-      </w:r>
-    </w:p>
-    <w:p>
-      <w:pPr/>
-      <w:r>
-        <w:rPr>
-          <w:lang w:val="en_US" w:bidi="en_US"/>
-        </w:rPr>
-      </w:r>
-    </w:p>
-    <w:p>
-      <w:pPr/>
-      <w:r>
-        <w:rPr>
-          <w:lang w:val="en_US" w:bidi="en_US"/>
-        </w:rPr>
-      </w:r>
-      <w:r>
-        <w:rPr>
-          <w:vertAlign w:val="superscript"/>
-          <w:lang w:val="en_US" w:bidi="en_US"/>
-        </w:rPr>
         <w:t>25</w:t>
       </w:r>
       <w:r>
@@ -1190,16 +719,6 @@
           <w:lang w:val="en_US" w:bidi="en_US"/>
         </w:rPr>
         <w:t xml:space="preserve"> The grace of our Lord Jesus Christ {be} with your spirit. Amen.</w:t>
-      </w:r>
-      <w:r>
-        <w:rPr>
-          <w:lang w:val="en_US" w:bidi="en_US"/>
-        </w:rPr>
-      </w:r>
-      <w:r>
-        <w:rPr>
-          <w:lang w:val="en_US" w:bidi="en_US"/>
-        </w:rPr>
       </w:r>
     </w:p>
     <w:sectPr>

--- a/eng/docx/57.content.docx
+++ b/eng/docx/57.content.docx
@@ -19,7 +19,7 @@
         <w:rPr>
           <w:lang w:val="en_US" w:bidi="en_US"/>
         </w:rPr>
-        <w:t>Resource: unfoldingWord Literal</w:t>
+        <w:t>Resource: unfoldingWord Literal Text</w:t>
       </w:r>
       <w:r>
         <w:rPr>
@@ -39,13 +39,13 @@
           <w:b/>
           <w:lang w:val="en_US" w:bidi="en_US"/>
         </w:rPr>
-        <w:t>unfoldingWord Literal</w:t>
-      </w:r>
-      <w:r>
-        <w:rPr>
-          <w:lang w:val="en_US" w:bidi="en_US"/>
-        </w:rPr>
-        <w:t xml:space="preserve"> © 2022 </w:t>
+        <w:t>unfoldingWord Literal Text</w:t>
+      </w:r>
+      <w:r>
+        <w:rPr>
+          <w:lang w:val="en_US" w:bidi="en_US"/>
+        </w:rPr>
+        <w:t xml:space="preserve"> © 2026 </w:t>
       </w:r>
       <w:hyperlink r:id="rId13">
         <w:r>
@@ -74,7 +74,7 @@
             <w:color w:val="0000EE"/>
             <w:u w:val="single"/>
           </w:rPr>
-          <w:t>CC BY-SA 4.0 license</w:t>
+          <w:t>CC BY-SA 4.0</w:t>
         </w:r>
       </w:hyperlink>
       <w:r>
@@ -102,7 +102,7 @@
         <w:rPr>
           <w:lang w:val="en_US" w:bidi="en_US"/>
         </w:rPr>
-        <w:t>unfoldingWord Literal</w:t>
+        <w:t>unfoldingWord Literal Text</w:t>
       </w:r>
     </w:p>
     <w:p>
